--- a/docs/06_references/Method_Justification_VI.docx
+++ b/docs/06_references/Method_Justification_VI.docx
@@ -620,6 +620,20 @@
       <w:r>
         <w:t xml:space="preserve">, tập 9, tr. 7519–7539, 2021.</w:t>
       </w:r>
+    </w:p>
+    <w:p>
+      <w:pPr>
+        <w:pStyle w:val="BodyText"/>
+      </w:pPr>
+      <w:r>
+        <w:t xml:space="preserve">[2] N. Tomasevic, N. Gvozdenovic và S. Vranes,</w:t>
+      </w:r>
+      <w:r>
+        <w:t xml:space="preserve"> </w:t>
+      </w:r>
+      <w:r>
+        <w:t xml:space="preserve">“An overview and comparison of supervised data mining techniques for student exam performance prediction,”</w:t>
+      </w:r>
       <w:r>
         <w:t xml:space="preserve"> </w:t>
       </w:r>
@@ -628,7 +642,10 @@
           <w:i/>
           <w:iCs/>
         </w:rPr>
-        <w:t xml:space="preserve">(danh sách tác giả đầy đủ cần đối chiếu nguồn)</w:t>
+        <w:t xml:space="preserve">Computers &amp; Education</w:t>
+      </w:r>
+      <w:r>
+        <w:t xml:space="preserve">, tập 143, tr. 103676, 2020.</w:t>
       </w:r>
     </w:p>
     <w:p>
@@ -636,13 +653,13 @@
         <w:pStyle w:val="BodyText"/>
       </w:pPr>
       <w:r>
-        <w:t xml:space="preserve">[2] N. Tomasevic, N. Gvozdenovic và S. Vranes,</w:t>
-      </w:r>
-      <w:r>
-        <w:t xml:space="preserve"> </w:t>
-      </w:r>
-      <w:r>
-        <w:t xml:space="preserve">“An overview and comparison of supervised data mining techniques for student exam performance prediction,”</w:t>
+        <w:t xml:space="preserve">[3] J. Kuzilek, M. Hlosta và Z. Zdrahal,</w:t>
+      </w:r>
+      <w:r>
+        <w:t xml:space="preserve"> </w:t>
+      </w:r>
+      <w:r>
+        <w:t xml:space="preserve">“Open University Learning Analytics Dataset,”</w:t>
       </w:r>
       <w:r>
         <w:t xml:space="preserve"> </w:t>
@@ -652,10 +669,10 @@
           <w:i/>
           <w:iCs/>
         </w:rPr>
-        <w:t xml:space="preserve">Computers &amp; Education</w:t>
-      </w:r>
-      <w:r>
-        <w:t xml:space="preserve">, tập 143, tr. 103676, 2020.</w:t>
+        <w:t xml:space="preserve">Scientific Data</w:t>
+      </w:r>
+      <w:r>
+        <w:t xml:space="preserve">, tập 4, tr. 170171, 2017.</w:t>
       </w:r>
     </w:p>
     <w:p>
@@ -663,13 +680,13 @@
         <w:pStyle w:val="BodyText"/>
       </w:pPr>
       <w:r>
-        <w:t xml:space="preserve">[3] J. Kuzilek, M. Hlosta và Z. Zdrahal,</w:t>
-      </w:r>
-      <w:r>
-        <w:t xml:space="preserve"> </w:t>
-      </w:r>
-      <w:r>
-        <w:t xml:space="preserve">“Open University Learning Analytics Dataset,”</w:t>
+        <w:t xml:space="preserve">[4] S. Gunasekara và M. Saarela,</w:t>
+      </w:r>
+      <w:r>
+        <w:t xml:space="preserve"> </w:t>
+      </w:r>
+      <w:r>
+        <w:t xml:space="preserve">“Explainable AI in Education: Techniques and Qualitative Assessment,”</w:t>
       </w:r>
       <w:r>
         <w:t xml:space="preserve"> </w:t>
@@ -679,37 +696,10 @@
           <w:i/>
           <w:iCs/>
         </w:rPr>
-        <w:t xml:space="preserve">Scientific Data</w:t>
-      </w:r>
-      <w:r>
-        <w:t xml:space="preserve">, tập 4, tr. 170171, 2017.</w:t>
-      </w:r>
-    </w:p>
-    <w:p>
-      <w:pPr>
-        <w:pStyle w:val="BodyText"/>
-      </w:pPr>
-      <w:r>
-        <w:t xml:space="preserve">[4] S. Gunasekara và M. Saarela,</w:t>
-      </w:r>
-      <w:r>
-        <w:t xml:space="preserve"> </w:t>
-      </w:r>
-      <w:r>
-        <w:t xml:space="preserve">“Explainable AI in Education: Techniques and Qualitative Assessment,”</w:t>
-      </w:r>
-      <w:r>
-        <w:t xml:space="preserve"> </w:t>
-      </w:r>
-      <w:r>
-        <w:rPr>
-          <w:i/>
-          <w:iCs/>
-        </w:rPr>
         <w:t xml:space="preserve">Applied Sciences</w:t>
       </w:r>
       <w:r>
-        <w:t xml:space="preserve">, 2025.</w:t>
+        <w:t xml:space="preserve">, vol. 15, no. 3, art. 1239, 2025.</w:t>
       </w:r>
     </w:p>
     <w:p>
